--- a/spa/docx/19.content.docx
+++ b/spa/docx/19.content.docx
@@ -486,36 +486,24 @@
         </w:rPr>
         <w:t xml:space="preserve">Alabanza. En muchos salmos, las personas alaban a Dios por lo que es verdadero sobre él. Él es bueno, poderoso, fiel y lleno de amor. Sus leyes e instrucciones son maravillosas. Los salmos </w:t>
       </w:r>
-      <w:hyperlink r:id="rId13">
-        <w:r>
-          <w:rPr>
-            <w:lang w:val="es_ES" w:bidi="es_ES"/>
-          </w:rPr>
-          <w:rPr>
-            <w:color w:val="0000EE"/>
-            <w:u w:val="single"/>
-          </w:rPr>
-          <w:t>8</w:t>
-        </w:r>
-      </w:hyperlink>
+      <w:r>
+        <w:rPr>
+          <w:lang w:val="es_ES" w:bidi="es_ES"/>
+        </w:rPr>
+        <w:t>8</w:t>
+      </w:r>
       <w:r>
         <w:rPr>
           <w:lang w:val="es_ES" w:bidi="es_ES"/>
         </w:rPr>
         <w:t xml:space="preserve"> y </w:t>
       </w:r>
-      <w:hyperlink r:id="rId14">
-        <w:r>
-          <w:rPr>
-            <w:lang w:val="es_ES" w:bidi="es_ES"/>
-          </w:rPr>
-          <w:rPr>
-            <w:color w:val="0000EE"/>
-            <w:u w:val="single"/>
-          </w:rPr>
-          <w:t>100</w:t>
-        </w:r>
-      </w:hyperlink>
+      <w:r>
+        <w:rPr>
+          <w:lang w:val="es_ES" w:bidi="es_ES"/>
+        </w:rPr>
+        <w:t>100</w:t>
+      </w:r>
       <w:r>
         <w:rPr>
           <w:lang w:val="es_ES" w:bidi="es_ES"/>
@@ -540,36 +528,24 @@
         </w:rPr>
         <w:t xml:space="preserve">Pedidos de ayuda. En muchos salmos, las personas necesitadas piden a Dios que las rescate y las salve. Los Salmos </w:t>
       </w:r>
-      <w:hyperlink r:id="rId15">
-        <w:r>
-          <w:rPr>
-            <w:lang w:val="es_ES" w:bidi="es_ES"/>
-          </w:rPr>
-          <w:rPr>
-            <w:color w:val="0000EE"/>
-            <w:u w:val="single"/>
-          </w:rPr>
-          <w:t>22</w:t>
-        </w:r>
-      </w:hyperlink>
+      <w:r>
+        <w:rPr>
+          <w:lang w:val="es_ES" w:bidi="es_ES"/>
+        </w:rPr>
+        <w:t>22</w:t>
+      </w:r>
       <w:r>
         <w:rPr>
           <w:lang w:val="es_ES" w:bidi="es_ES"/>
         </w:rPr>
         <w:t xml:space="preserve"> y </w:t>
       </w:r>
-      <w:hyperlink r:id="rId16">
-        <w:r>
-          <w:rPr>
-            <w:lang w:val="es_ES" w:bidi="es_ES"/>
-          </w:rPr>
-          <w:rPr>
-            <w:color w:val="0000EE"/>
-            <w:u w:val="single"/>
-          </w:rPr>
-          <w:t>130</w:t>
-        </w:r>
-      </w:hyperlink>
+      <w:r>
+        <w:rPr>
+          <w:lang w:val="es_ES" w:bidi="es_ES"/>
+        </w:rPr>
+        <w:t>130</w:t>
+      </w:r>
       <w:r>
         <w:rPr>
           <w:lang w:val="es_ES" w:bidi="es_ES"/>
@@ -594,36 +570,24 @@
         </w:rPr>
         <w:t xml:space="preserve">Confianza. En muchos salmos, las personas muestran a Dios que confían en él. Creen que hará lo que dijo que haría. Los salmos </w:t>
       </w:r>
-      <w:hyperlink r:id="rId17">
-        <w:r>
-          <w:rPr>
-            <w:lang w:val="es_ES" w:bidi="es_ES"/>
-          </w:rPr>
-          <w:rPr>
-            <w:color w:val="0000EE"/>
-            <w:u w:val="single"/>
-          </w:rPr>
-          <w:t>23</w:t>
-        </w:r>
-      </w:hyperlink>
+      <w:r>
+        <w:rPr>
+          <w:lang w:val="es_ES" w:bidi="es_ES"/>
+        </w:rPr>
+        <w:t>23</w:t>
+      </w:r>
       <w:r>
         <w:rPr>
           <w:lang w:val="es_ES" w:bidi="es_ES"/>
         </w:rPr>
         <w:t xml:space="preserve"> y </w:t>
       </w:r>
-      <w:hyperlink r:id="rId18">
-        <w:r>
-          <w:rPr>
-            <w:lang w:val="es_ES" w:bidi="es_ES"/>
-          </w:rPr>
-          <w:rPr>
-            <w:color w:val="0000EE"/>
-            <w:u w:val="single"/>
-          </w:rPr>
-          <w:t>131</w:t>
-        </w:r>
-      </w:hyperlink>
+      <w:r>
+        <w:rPr>
+          <w:lang w:val="es_ES" w:bidi="es_ES"/>
+        </w:rPr>
+        <w:t>131</w:t>
+      </w:r>
       <w:r>
         <w:rPr>
           <w:lang w:val="es_ES" w:bidi="es_ES"/>
@@ -648,36 +612,24 @@
         </w:rPr>
         <w:t xml:space="preserve">Dando gracias. En muchos salmos, las personas describen cómo Dios los ha ayudado. Le agradecen por hacer esto. Los salmos </w:t>
       </w:r>
-      <w:hyperlink r:id="rId19">
-        <w:r>
-          <w:rPr>
-            <w:lang w:val="es_ES" w:bidi="es_ES"/>
-          </w:rPr>
-          <w:rPr>
-            <w:color w:val="0000EE"/>
-            <w:u w:val="single"/>
-          </w:rPr>
-          <w:t>30</w:t>
-        </w:r>
-      </w:hyperlink>
+      <w:r>
+        <w:rPr>
+          <w:lang w:val="es_ES" w:bidi="es_ES"/>
+        </w:rPr>
+        <w:t>30</w:t>
+      </w:r>
       <w:r>
         <w:rPr>
           <w:lang w:val="es_ES" w:bidi="es_ES"/>
         </w:rPr>
         <w:t xml:space="preserve"> y </w:t>
       </w:r>
-      <w:hyperlink r:id="rId20">
-        <w:r>
-          <w:rPr>
-            <w:lang w:val="es_ES" w:bidi="es_ES"/>
-          </w:rPr>
-          <w:rPr>
-            <w:color w:val="0000EE"/>
-            <w:u w:val="single"/>
-          </w:rPr>
-          <w:t>116</w:t>
-        </w:r>
-      </w:hyperlink>
+      <w:r>
+        <w:rPr>
+          <w:lang w:val="es_ES" w:bidi="es_ES"/>
+        </w:rPr>
+        <w:t>116</w:t>
+      </w:r>
       <w:r>
         <w:rPr>
           <w:lang w:val="es_ES" w:bidi="es_ES"/>
@@ -702,36 +654,24 @@
         </w:rPr>
         <w:t xml:space="preserve">Quejarse y lamentarse. En muchos salmos, las personas le dicen a Dios cuán tristes o enojadas están por algo. Esto se llama lamentarse y también se hace en el libro de Lamentaciones. Parece que Dios no está tomando medidas para ayudar a su pueblo. El pueblo de Dios se queja de esto y le dice a Dios lo que desearían que hiciera. Los salmos </w:t>
       </w:r>
-      <w:hyperlink r:id="rId21">
-        <w:r>
-          <w:rPr>
-            <w:lang w:val="es_ES" w:bidi="es_ES"/>
-          </w:rPr>
-          <w:rPr>
-            <w:color w:val="0000EE"/>
-            <w:u w:val="single"/>
-          </w:rPr>
-          <w:t>89</w:t>
-        </w:r>
-      </w:hyperlink>
+      <w:r>
+        <w:rPr>
+          <w:lang w:val="es_ES" w:bidi="es_ES"/>
+        </w:rPr>
+        <w:t>89</w:t>
+      </w:r>
       <w:r>
         <w:rPr>
           <w:lang w:val="es_ES" w:bidi="es_ES"/>
         </w:rPr>
         <w:t xml:space="preserve"> y </w:t>
       </w:r>
-      <w:hyperlink r:id="rId22">
-        <w:r>
-          <w:rPr>
-            <w:lang w:val="es_ES" w:bidi="es_ES"/>
-          </w:rPr>
-          <w:rPr>
-            <w:color w:val="0000EE"/>
-            <w:u w:val="single"/>
-          </w:rPr>
-          <w:t>137</w:t>
-        </w:r>
-      </w:hyperlink>
+      <w:r>
+        <w:rPr>
+          <w:lang w:val="es_ES" w:bidi="es_ES"/>
+        </w:rPr>
+        <w:t>137</w:t>
+      </w:r>
       <w:r>
         <w:rPr>
           <w:lang w:val="es_ES" w:bidi="es_ES"/>
@@ -756,36 +696,24 @@
         </w:rPr>
         <w:t xml:space="preserve">Admitir el pecado. En algunos salmos, las personas admiten ante Dios las cosas pecaminosas que han hecho. Se apartan de su pecado y se arrepienten. Piden a Dios que los perdone por no vivir de la manera que él quiere que vivan. Los Salmos </w:t>
       </w:r>
-      <w:hyperlink r:id="rId23">
-        <w:r>
-          <w:rPr>
-            <w:lang w:val="es_ES" w:bidi="es_ES"/>
-          </w:rPr>
-          <w:rPr>
-            <w:color w:val="0000EE"/>
-            <w:u w:val="single"/>
-          </w:rPr>
-          <w:t>32</w:t>
-        </w:r>
-      </w:hyperlink>
+      <w:r>
+        <w:rPr>
+          <w:lang w:val="es_ES" w:bidi="es_ES"/>
+        </w:rPr>
+        <w:t>32</w:t>
+      </w:r>
       <w:r>
         <w:rPr>
           <w:lang w:val="es_ES" w:bidi="es_ES"/>
         </w:rPr>
         <w:t xml:space="preserve"> y </w:t>
       </w:r>
-      <w:hyperlink r:id="rId24">
-        <w:r>
-          <w:rPr>
-            <w:lang w:val="es_ES" w:bidi="es_ES"/>
-          </w:rPr>
-          <w:rPr>
-            <w:color w:val="0000EE"/>
-            <w:u w:val="single"/>
-          </w:rPr>
-          <w:t>51</w:t>
-        </w:r>
-      </w:hyperlink>
+      <w:r>
+        <w:rPr>
+          <w:lang w:val="es_ES" w:bidi="es_ES"/>
+        </w:rPr>
+        <w:t>51</w:t>
+      </w:r>
       <w:r>
         <w:rPr>
           <w:lang w:val="es_ES" w:bidi="es_ES"/>
@@ -810,36 +738,24 @@
         </w:rPr>
         <w:t xml:space="preserve">Sabiduría para el pueblo de Dios. Algunos salmos hablan a las personas en lugar de ser un poema de alguien hablando con Dios. Estos salmos bendicen a las personas, explican la manera sabia de vivir o hablan sobre las promesas de Dios. Los salmos </w:t>
       </w:r>
-      <w:hyperlink r:id="rId25">
-        <w:r>
-          <w:rPr>
-            <w:lang w:val="es_ES" w:bidi="es_ES"/>
-          </w:rPr>
-          <w:rPr>
-            <w:color w:val="0000EE"/>
-            <w:u w:val="single"/>
-          </w:rPr>
-          <w:t>1</w:t>
-        </w:r>
-      </w:hyperlink>
+      <w:r>
+        <w:rPr>
+          <w:lang w:val="es_ES" w:bidi="es_ES"/>
+        </w:rPr>
+        <w:t>1</w:t>
+      </w:r>
       <w:r>
         <w:rPr>
           <w:lang w:val="es_ES" w:bidi="es_ES"/>
         </w:rPr>
         <w:t xml:space="preserve"> y </w:t>
       </w:r>
-      <w:hyperlink r:id="rId26">
-        <w:r>
-          <w:rPr>
-            <w:lang w:val="es_ES" w:bidi="es_ES"/>
-          </w:rPr>
-          <w:rPr>
-            <w:color w:val="0000EE"/>
-            <w:u w:val="single"/>
-          </w:rPr>
-          <w:t>112</w:t>
-        </w:r>
-      </w:hyperlink>
+      <w:r>
+        <w:rPr>
+          <w:lang w:val="es_ES" w:bidi="es_ES"/>
+        </w:rPr>
+        <w:t>112</w:t>
+      </w:r>
       <w:r>
         <w:rPr>
           <w:lang w:val="es_ES" w:bidi="es_ES"/>
@@ -864,36 +780,24 @@
         </w:rPr>
         <w:t xml:space="preserve">Profecía. Algunos salmos se entendieron como profecías. Los escritores del Nuevo Testamento entendieron que algunas de estas profecías se cumplieron en la vida y obra de Jesús. Los salmos </w:t>
       </w:r>
-      <w:hyperlink r:id="rId27">
-        <w:r>
-          <w:rPr>
-            <w:lang w:val="es_ES" w:bidi="es_ES"/>
-          </w:rPr>
-          <w:rPr>
-            <w:color w:val="0000EE"/>
-            <w:u w:val="single"/>
-          </w:rPr>
-          <w:t>2</w:t>
-        </w:r>
-      </w:hyperlink>
+      <w:r>
+        <w:rPr>
+          <w:lang w:val="es_ES" w:bidi="es_ES"/>
+        </w:rPr>
+        <w:t>2</w:t>
+      </w:r>
       <w:r>
         <w:rPr>
           <w:lang w:val="es_ES" w:bidi="es_ES"/>
         </w:rPr>
         <w:t xml:space="preserve"> y </w:t>
       </w:r>
-      <w:hyperlink r:id="rId28">
-        <w:r>
-          <w:rPr>
-            <w:lang w:val="es_ES" w:bidi="es_ES"/>
-          </w:rPr>
-          <w:rPr>
-            <w:color w:val="0000EE"/>
-            <w:u w:val="single"/>
-          </w:rPr>
-          <w:t>110</w:t>
-        </w:r>
-      </w:hyperlink>
+      <w:r>
+        <w:rPr>
+          <w:lang w:val="es_ES" w:bidi="es_ES"/>
+        </w:rPr>
+        <w:t>110</w:t>
+      </w:r>
       <w:r>
         <w:rPr>
           <w:lang w:val="es_ES" w:bidi="es_ES"/>
